--- a/reports/C3/Student #3/Student3-TestingReport.docx
+++ b/reports/C3/Student #3/Student3-TestingReport.docx
@@ -1745,10 +1745,7 @@
         <w:t>error</w:t>
       </w:r>
       <w:r>
-        <w:t xml:space="preserve"> not authorised</w:t>
-      </w:r>
-      <w:r>
-        <w:t>.</w:t>
+        <w:t xml:space="preserve"> not authorised.</w:t>
       </w:r>
     </w:p>
     <w:p>
@@ -1778,10 +1775,7 @@
         <w:t>error</w:t>
       </w:r>
       <w:r>
-        <w:t xml:space="preserve"> not authorised</w:t>
-      </w:r>
-      <w:r>
-        <w:t>.</w:t>
+        <w:t xml:space="preserve"> not authorised.</w:t>
       </w:r>
     </w:p>
     <w:p>
@@ -1937,10 +1931,7 @@
         <w:t>error</w:t>
       </w:r>
       <w:r>
-        <w:t xml:space="preserve"> not authorised</w:t>
-      </w:r>
-      <w:r>
-        <w:t>.</w:t>
+        <w:t xml:space="preserve"> not authorised.</w:t>
       </w:r>
     </w:p>
     <w:p/>
@@ -2021,10 +2012,7 @@
         <w:t>error</w:t>
       </w:r>
       <w:r>
-        <w:t xml:space="preserve"> not authorised</w:t>
-      </w:r>
-      <w:r>
-        <w:t>.</w:t>
+        <w:t xml:space="preserve"> not authorised.</w:t>
       </w:r>
     </w:p>
     <w:p>
@@ -2043,10 +2031,7 @@
         <w:t>error</w:t>
       </w:r>
       <w:r>
-        <w:t xml:space="preserve"> not authorised</w:t>
-      </w:r>
-      <w:r>
-        <w:t>.</w:t>
+        <w:t xml:space="preserve"> not authorised.</w:t>
       </w:r>
     </w:p>
     <w:p>
@@ -2064,10 +2049,7 @@
         <w:t>error</w:t>
       </w:r>
       <w:r>
-        <w:t xml:space="preserve"> not authorised</w:t>
-      </w:r>
-      <w:r>
-        <w:t>.</w:t>
+        <w:t xml:space="preserve"> not authorised.</w:t>
       </w:r>
     </w:p>
     <w:p>
@@ -2085,10 +2067,7 @@
         <w:t>error</w:t>
       </w:r>
       <w:r>
-        <w:t xml:space="preserve"> not authorised</w:t>
-      </w:r>
-      <w:r>
-        <w:t>.</w:t>
+        <w:t xml:space="preserve"> not authorised.</w:t>
       </w:r>
     </w:p>
     <w:p>
@@ -2191,10 +2170,7 @@
         <w:t>error</w:t>
       </w:r>
       <w:r>
-        <w:t xml:space="preserve"> not authorised</w:t>
-      </w:r>
-      <w:r>
-        <w:t>.</w:t>
+        <w:t xml:space="preserve"> not authorised.</w:t>
       </w:r>
     </w:p>
     <w:p>
@@ -2212,10 +2188,7 @@
         <w:t>error</w:t>
       </w:r>
       <w:r>
-        <w:t xml:space="preserve"> not authorised</w:t>
-      </w:r>
-      <w:r>
-        <w:t>.</w:t>
+        <w:t xml:space="preserve"> not authorised.</w:t>
       </w:r>
     </w:p>
     <w:p>
@@ -2432,10 +2405,7 @@
         <w:t>error</w:t>
       </w:r>
       <w:r>
-        <w:t xml:space="preserve"> not authorised</w:t>
-      </w:r>
-      <w:r>
-        <w:t>.</w:t>
+        <w:t xml:space="preserve"> not authorised.</w:t>
       </w:r>
     </w:p>
     <w:p>
@@ -2453,10 +2423,7 @@
         <w:t>error</w:t>
       </w:r>
       <w:r>
-        <w:t xml:space="preserve"> not authorised</w:t>
-      </w:r>
-      <w:r>
-        <w:t>.</w:t>
+        <w:t xml:space="preserve"> not authorised.</w:t>
       </w:r>
     </w:p>
     <w:p>
@@ -2532,10 +2499,7 @@
         <w:t>error</w:t>
       </w:r>
       <w:r>
-        <w:t xml:space="preserve"> not authorised</w:t>
-      </w:r>
-      <w:r>
-        <w:t>.</w:t>
+        <w:t xml:space="preserve"> not authorised.</w:t>
       </w:r>
     </w:p>
     <w:p>
@@ -2692,10 +2656,7 @@
         <w:t>error</w:t>
       </w:r>
       <w:r>
-        <w:t xml:space="preserve"> not authorised</w:t>
-      </w:r>
-      <w:r>
-        <w:t>.</w:t>
+        <w:t xml:space="preserve"> not authorised.</w:t>
       </w:r>
     </w:p>
     <w:p>
@@ -2713,10 +2674,7 @@
         <w:t>error</w:t>
       </w:r>
       <w:r>
-        <w:t xml:space="preserve"> not authorised</w:t>
-      </w:r>
-      <w:r>
-        <w:t>.</w:t>
+        <w:t xml:space="preserve"> not authorised.</w:t>
       </w:r>
     </w:p>
     <w:p/>
@@ -3127,7 +3085,7 @@
       </w:r>
       <w:r>
         <w:drawing>
-          <wp:inline distT="0" distB="0" distL="0" distR="0" wp14:anchorId="4F61E83A" wp14:editId="4B0A1FAF">
+          <wp:inline distT="0" distB="0" distL="0" distR="0" wp14:anchorId="4F61E83A" wp14:editId="4CE9274A">
             <wp:extent cx="5943600" cy="2581275"/>
             <wp:effectExtent l="0" t="0" r="0" b="0"/>
             <wp:docPr id="811618878" name="Imagen 811618878"/>
@@ -5911,7 +5869,6 @@
     <w:qFormat/>
     <w:rsid w:val="2B1F186F"/>
     <w:rPr>
-      <w:noProof/>
       <w:lang w:val="es-ES"/>
     </w:rPr>
   </w:style>
